--- a/output/tables/READ/READ_cox_multi_APC.docx
+++ b/output/tables/READ/READ_cox_multi_APC.docx
@@ -1269,7 +1269,7 @@
                 <w:szCs w:val="18"/>
                 <w:color w:val="000000"/>
               </w:rPr>
-              <w:t xml:space="preserve">Age (per 10 years)</w:t>
+              <w:t xml:space="preserve">Age (per 1 year)</w:t>
             </w:r>
           </w:p>
         </w:tc>
